--- a/submission/manuscript.docx
+++ b/submission/manuscript.docx
@@ -71,6 +71,17 @@
       </w:r>
       <w:r>
         <w:t xml:space="preserve">Corresponding author: Yongxin Yang, 960856791@qq.com</w:t>
+      </w:r>
+    </w:p>
+    <w:p>
+      <w:pPr>
+        <w:pStyle w:val="BodyText"/>
+      </w:pPr>
+      <w:r>
+        <w:rPr>
+          <w:rFonts w:ascii="Times New Roman" w:hAnsi="Times New Roman"/>
+        </w:rPr>
+        <w:t xml:space="preserve">ORCID: 0000-0000-0000-0000 [Please update with your ORCID]</w:t>
       </w:r>
     </w:p>
     <w:p>
